--- a/MAGA/GrechK/LR/2/LR2.docx
+++ b/MAGA/GrechK/LR/2/LR2.docx
@@ -303,6 +303,7 @@
               </w:rPr>
               <w:t xml:space="preserve"> </w:t>
             </w:r>
+            <w:proofErr w:type="spellStart"/>
             <w:r>
               <w:rPr>
                 <w:rFonts w:ascii="Times New Roman" w:eastAsia="Times New Roman" w:hAnsi="Times New Roman" w:cs="Times New Roman"/>
@@ -312,6 +313,7 @@
               </w:rPr>
               <w:t>Гречкин</w:t>
             </w:r>
+            <w:proofErr w:type="spellEnd"/>
           </w:p>
         </w:tc>
       </w:tr>
@@ -3428,13 +3430,23 @@
           <w:szCs w:val="28"/>
         </w:rPr>
       </w:pPr>
+      <w:proofErr w:type="spellStart"/>
       <w:r>
         <w:rPr>
           <w:rFonts w:ascii="Times New Roman" w:eastAsiaTheme="minorEastAsia" w:hAnsi="Times New Roman" w:cs="Times New Roman"/>
           <w:sz w:val="28"/>
           <w:szCs w:val="28"/>
         </w:rPr>
-        <w:t>Домножим на комплексно-сопряженное, чтобы отделить мнимую и вещественную части.</w:t>
+        <w:t>Домножим</w:t>
+      </w:r>
+      <w:proofErr w:type="spellEnd"/>
+      <w:r>
+        <w:rPr>
+          <w:rFonts w:ascii="Times New Roman" w:eastAsiaTheme="minorEastAsia" w:hAnsi="Times New Roman" w:cs="Times New Roman"/>
+          <w:sz w:val="28"/>
+          <w:szCs w:val="28"/>
+        </w:rPr>
+        <w:t xml:space="preserve"> на комплексно-сопряженное, чтобы отделить мнимую и вещественную части.</w:t>
       </w:r>
     </w:p>
     <w:p>
